--- a/Descripcion-UC/Descripcion-UC001.3.docx
+++ b/Descripcion-UC/Descripcion-UC001.3.docx
@@ -67,16 +67,7 @@
                 <w:szCs w:val="21"/>
                 <w:lang w:val="es-MX"/>
               </w:rPr>
-              <w:t>Modificar</w:t>
-            </w:r>
-            <w:r>
-              <w:rPr>
-                <w:rFonts w:hint="default" w:ascii="Calibri" w:hAnsi="Calibri" w:cs="Calibri"/>
-                <w:sz w:val="21"/>
-                <w:szCs w:val="21"/>
-                <w:lang w:val="es-MX"/>
-              </w:rPr>
-              <w:t xml:space="preserve"> </w:t>
+              <w:t xml:space="preserve">Modificar </w:t>
             </w:r>
             <w:r>
               <w:rPr>
@@ -135,17 +126,7 @@
                 <w:u w:val="single"/>
                 <w:lang w:val="es-MX"/>
               </w:rPr>
-              <w:t>.</w:t>
-            </w:r>
-            <w:r>
-              <w:rPr>
-                <w:rFonts w:hint="default" w:ascii="Calibri" w:hAnsi="Calibri" w:cs="Calibri"/>
-                <w:sz w:val="21"/>
-                <w:szCs w:val="21"/>
-                <w:u w:val="single"/>
-                <w:lang w:val="es-MX"/>
-              </w:rPr>
-              <w:t>3</w:t>
+              <w:t>.3</w:t>
             </w:r>
           </w:p>
         </w:tc>
@@ -186,7 +167,95 @@
                 <w:sz w:val="21"/>
                 <w:szCs w:val="21"/>
               </w:rPr>
-              <w:t>Prioridad                              Alta</w:t>
+              <mc:AlternateContent>
+                <mc:Choice Requires="wps">
+                  <w:drawing>
+                    <wp:anchor distT="6350" distB="6350" distL="6350" distR="6350" simplePos="0" relativeHeight="251659264" behindDoc="0" locked="0" layoutInCell="1" allowOverlap="1">
+                      <wp:simplePos x="0" y="0"/>
+                      <wp:positionH relativeFrom="column">
+                        <wp:posOffset>2084705</wp:posOffset>
+                      </wp:positionH>
+                      <wp:positionV relativeFrom="paragraph">
+                        <wp:posOffset>51435</wp:posOffset>
+                      </wp:positionV>
+                      <wp:extent cx="135255" cy="89535"/>
+                      <wp:effectExtent l="6985" t="6985" r="5715" b="5715"/>
+                      <wp:wrapNone/>
+                      <wp:docPr id="1" name="Forma1"/>
+                      <wp:cNvGraphicFramePr/>
+                      <a:graphic xmlns:a="http://schemas.openxmlformats.org/drawingml/2006/main">
+                        <a:graphicData uri="http://schemas.microsoft.com/office/word/2010/wordprocessingShape">
+                          <wps:wsp>
+                            <wps:cNvSpPr/>
+                            <wps:spPr>
+                              <a:xfrm>
+                                <a:off x="0" y="0"/>
+                                <a:ext cx="135255" cy="89535"/>
+                              </a:xfrm>
+                              <a:prstGeom prst="rect">
+                                <a:avLst/>
+                              </a:prstGeom>
+                              <a:gradFill rotWithShape="0">
+                                <a:gsLst>
+                                  <a:gs pos="0">
+                                    <a:srgbClr val="666666"/>
+                                  </a:gs>
+                                  <a:gs pos="50000">
+                                    <a:srgbClr val="000000"/>
+                                  </a:gs>
+                                  <a:gs pos="100000">
+                                    <a:srgbClr val="666666"/>
+                                  </a:gs>
+                                </a:gsLst>
+                                <a:lin ang="16200000"/>
+                              </a:gradFill>
+                              <a:ln w="12600">
+                                <a:solidFill>
+                                  <a:srgbClr val="000000"/>
+                                </a:solidFill>
+                                <a:round/>
+                              </a:ln>
+                            </wps:spPr>
+                            <wps:style>
+                              <a:lnRef idx="0">
+                                <a:scrgbClr r="0" g="0" b="0"/>
+                              </a:lnRef>
+                              <a:fillRef idx="0">
+                                <a:scrgbClr r="0" g="0" b="0"/>
+                              </a:fillRef>
+                              <a:effectRef idx="0">
+                                <a:scrgbClr r="0" g="0" b="0"/>
+                              </a:effectRef>
+                              <a:fontRef idx="minor"/>
+                            </wps:style>
+                            <wps:bodyPr/>
+                          </wps:wsp>
+                        </a:graphicData>
+                      </a:graphic>
+                    </wp:anchor>
+                  </w:drawing>
+                </mc:Choice>
+                <mc:Fallback>
+                  <w:pict>
+                    <v:rect id="Forma1" o:spid="_x0000_s1026" o:spt="1" style="position:absolute;left:0pt;margin-left:164.15pt;margin-top:4.05pt;height:7.05pt;width:10.65pt;z-index:251659264;mso-width-relative:page;mso-height-relative:page;" fillcolor="#666666" filled="t" stroked="t" coordsize="21600,21600" o:gfxdata="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">
+                      <v:fill type="gradient" on="t" color2="#000000" angle="180" focus="50%" focussize="0,0">
+                        <o:fill type="gradientUnscaled" v:ext="backwardCompatible"/>
+                      </v:fill>
+                      <v:stroke weight="0.992125984251969pt" color="#000000" joinstyle="round"/>
+                      <v:imagedata o:title=""/>
+                      <o:lock v:ext="edit" aspectratio="f"/>
+                    </v:rect>
+                  </w:pict>
+                </mc:Fallback>
+              </mc:AlternateContent>
+            </w:r>
+            <w:r>
+              <w:rPr>
+                <w:rFonts w:hint="default" w:ascii="Calibri" w:hAnsi="Calibri" w:cs="Calibri"/>
+                <w:sz w:val="21"/>
+                <w:szCs w:val="21"/>
+              </w:rPr>
+              <w:t>Prioridad                           Alta</w:t>
             </w:r>
           </w:p>
         </w:tc>
@@ -543,94 +612,6 @@
                 <w:sz w:val="21"/>
                 <w:szCs w:val="21"/>
               </w:rPr>
-              <mc:AlternateContent>
-                <mc:Choice Requires="wps">
-                  <w:drawing>
-                    <wp:anchor distT="6350" distB="6350" distL="6350" distR="6350" simplePos="0" relativeHeight="251659264" behindDoc="0" locked="0" layoutInCell="1" allowOverlap="1">
-                      <wp:simplePos x="0" y="0"/>
-                      <wp:positionH relativeFrom="column">
-                        <wp:posOffset>2032635</wp:posOffset>
-                      </wp:positionH>
-                      <wp:positionV relativeFrom="paragraph">
-                        <wp:posOffset>-351790</wp:posOffset>
-                      </wp:positionV>
-                      <wp:extent cx="135255" cy="89535"/>
-                      <wp:effectExtent l="6985" t="6985" r="5715" b="5715"/>
-                      <wp:wrapNone/>
-                      <wp:docPr id="1" name="Forma1"/>
-                      <wp:cNvGraphicFramePr/>
-                      <a:graphic xmlns:a="http://schemas.openxmlformats.org/drawingml/2006/main">
-                        <a:graphicData uri="http://schemas.microsoft.com/office/word/2010/wordprocessingShape">
-                          <wps:wsp>
-                            <wps:cNvSpPr/>
-                            <wps:spPr>
-                              <a:xfrm>
-                                <a:off x="0" y="0"/>
-                                <a:ext cx="135255" cy="89535"/>
-                              </a:xfrm>
-                              <a:prstGeom prst="rect">
-                                <a:avLst/>
-                              </a:prstGeom>
-                              <a:gradFill rotWithShape="0">
-                                <a:gsLst>
-                                  <a:gs pos="0">
-                                    <a:srgbClr val="666666"/>
-                                  </a:gs>
-                                  <a:gs pos="50000">
-                                    <a:srgbClr val="000000"/>
-                                  </a:gs>
-                                  <a:gs pos="100000">
-                                    <a:srgbClr val="666666"/>
-                                  </a:gs>
-                                </a:gsLst>
-                                <a:lin ang="16200000"/>
-                              </a:gradFill>
-                              <a:ln w="12600">
-                                <a:solidFill>
-                                  <a:srgbClr val="000000"/>
-                                </a:solidFill>
-                                <a:round/>
-                              </a:ln>
-                            </wps:spPr>
-                            <wps:style>
-                              <a:lnRef idx="0">
-                                <a:scrgbClr r="0" g="0" b="0"/>
-                              </a:lnRef>
-                              <a:fillRef idx="0">
-                                <a:scrgbClr r="0" g="0" b="0"/>
-                              </a:fillRef>
-                              <a:effectRef idx="0">
-                                <a:scrgbClr r="0" g="0" b="0"/>
-                              </a:effectRef>
-                              <a:fontRef idx="minor"/>
-                            </wps:style>
-                            <wps:bodyPr/>
-                          </wps:wsp>
-                        </a:graphicData>
-                      </a:graphic>
-                    </wp:anchor>
-                  </w:drawing>
-                </mc:Choice>
-                <mc:Fallback>
-                  <w:pict>
-                    <v:rect id="Forma1" o:spid="_x0000_s1026" o:spt="1" style="position:absolute;left:0pt;margin-left:160.05pt;margin-top:-27.7pt;height:7.05pt;width:10.65pt;z-index:251659264;mso-width-relative:page;mso-height-relative:page;" fillcolor="#666666" filled="t" stroked="t" coordsize="21600,21600" o:gfxdata="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">
-                      <v:fill type="gradient" on="t" color2="#000000" angle="180" focus="50%" focussize="0,0">
-                        <o:fill type="gradientUnscaled" v:ext="backwardCompatible"/>
-                      </v:fill>
-                      <v:stroke weight="0.992125984251969pt" color="#000000" joinstyle="round"/>
-                      <v:imagedata o:title=""/>
-                      <o:lock v:ext="edit" aspectratio="f"/>
-                    </v:rect>
-                  </w:pict>
-                </mc:Fallback>
-              </mc:AlternateContent>
-            </w:r>
-            <w:r>
-              <w:rPr>
-                <w:rFonts w:hint="default" w:ascii="Calibri" w:hAnsi="Calibri" w:cs="Calibri"/>
-                <w:sz w:val="21"/>
-                <w:szCs w:val="21"/>
-              </w:rPr>
               <w:t xml:space="preserve">Actor principal: </w:t>
             </w:r>
             <w:r>
@@ -805,10 +786,10 @@
                     <wp:anchor distT="6350" distB="6350" distL="6350" distR="6350" simplePos="0" relativeHeight="251660288" behindDoc="0" locked="0" layoutInCell="1" allowOverlap="1">
                       <wp:simplePos x="0" y="0"/>
                       <wp:positionH relativeFrom="column">
-                        <wp:posOffset>2080895</wp:posOffset>
+                        <wp:posOffset>2693035</wp:posOffset>
                       </wp:positionH>
                       <wp:positionV relativeFrom="paragraph">
-                        <wp:posOffset>48260</wp:posOffset>
+                        <wp:posOffset>54610</wp:posOffset>
                       </wp:positionV>
                       <wp:extent cx="135255" cy="89535"/>
                       <wp:effectExtent l="6350" t="6350" r="10795" b="10795"/>
@@ -869,11 +850,87 @@
                 </mc:Choice>
                 <mc:Fallback>
                   <w:pict>
-                    <v:rect id="Forma1" o:spid="_x0000_s1026" o:spt="1" style="position:absolute;left:0pt;margin-left:163.85pt;margin-top:3.8pt;height:7.05pt;width:10.65pt;z-index:251660288;mso-width-relative:page;mso-height-relative:page;" fillcolor="#666666" filled="t" stroked="t" coordsize="21600,21600" o:gfxdata="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">
+                    <v:rect id="Forma1" o:spid="_x0000_s1026" o:spt="1" style="position:absolute;left:0pt;margin-left:212.05pt;margin-top:4.3pt;height:7.05pt;width:10.65pt;z-index:251660288;mso-width-relative:page;mso-height-relative:page;" fillcolor="#666666" filled="t" stroked="t" coordsize="21600,21600" o:gfxdata="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">
                       <v:fill type="gradient" on="t" color2="#000000" angle="180" focus="50%" focussize="0,0">
                         <o:fill type="gradientUnscaled" v:ext="backwardCompatible"/>
                       </v:fill>
                       <v:stroke weight="0.992125984251969pt" color="#000000" joinstyle="round"/>
+                      <v:imagedata o:title=""/>
+                      <o:lock v:ext="edit" aspectratio="f"/>
+                    </v:rect>
+                  </w:pict>
+                </mc:Fallback>
+              </mc:AlternateContent>
+            </w:r>
+            <w:r>
+              <w:rPr>
+                <w:rFonts w:hint="default" w:ascii="Calibri" w:hAnsi="Calibri" w:cs="Calibri"/>
+                <w:sz w:val="21"/>
+                <w:szCs w:val="21"/>
+              </w:rPr>
+              <mc:AlternateContent>
+                <mc:Choice Requires="wps">
+                  <w:drawing>
+                    <wp:anchor distT="6350" distB="6350" distL="6350" distR="6350" simplePos="0" relativeHeight="251659264" behindDoc="0" locked="0" layoutInCell="1" allowOverlap="1">
+                      <wp:simplePos x="0" y="0"/>
+                      <wp:positionH relativeFrom="column">
+                        <wp:posOffset>4250055</wp:posOffset>
+                      </wp:positionH>
+                      <wp:positionV relativeFrom="paragraph">
+                        <wp:posOffset>35560</wp:posOffset>
+                      </wp:positionV>
+                      <wp:extent cx="134620" cy="104775"/>
+                      <wp:effectExtent l="6350" t="6985" r="6350" b="5715"/>
+                      <wp:wrapNone/>
+                      <wp:docPr id="7" name="Forma7"/>
+                      <wp:cNvGraphicFramePr/>
+                      <a:graphic xmlns:a="http://schemas.openxmlformats.org/drawingml/2006/main">
+                        <a:graphicData uri="http://schemas.microsoft.com/office/word/2010/wordprocessingShape">
+                          <wps:wsp>
+                            <wps:cNvSpPr/>
+                            <wps:spPr>
+                              <a:xfrm>
+                                <a:off x="0" y="0"/>
+                                <a:ext cx="134640" cy="104760"/>
+                              </a:xfrm>
+                              <a:prstGeom prst="rect">
+                                <a:avLst/>
+                              </a:prstGeom>
+                              <a:solidFill>
+                                <a:srgbClr val="FFFFFF"/>
+                              </a:solidFill>
+                              <a:ln w="12600">
+                                <a:solidFill>
+                                  <a:srgbClr val="000000"/>
+                                </a:solidFill>
+                                <a:prstDash val="dash"/>
+                                <a:round/>
+                              </a:ln>
+                            </wps:spPr>
+                            <wps:style>
+                              <a:lnRef idx="0">
+                                <a:scrgbClr r="0" g="0" b="0"/>
+                              </a:lnRef>
+                              <a:fillRef idx="0">
+                                <a:scrgbClr r="0" g="0" b="0"/>
+                              </a:fillRef>
+                              <a:effectRef idx="0">
+                                <a:scrgbClr r="0" g="0" b="0"/>
+                              </a:effectRef>
+                              <a:fontRef idx="minor"/>
+                            </wps:style>
+                            <wps:bodyPr/>
+                          </wps:wsp>
+                        </a:graphicData>
+                      </a:graphic>
+                    </wp:anchor>
+                  </w:drawing>
+                </mc:Choice>
+                <mc:Fallback>
+                  <w:pict>
+                    <v:rect id="Forma7" o:spid="_x0000_s1026" o:spt="1" style="position:absolute;left:0pt;margin-left:334.65pt;margin-top:2.8pt;height:8.25pt;width:10.6pt;z-index:251659264;mso-width-relative:page;mso-height-relative:page;" fillcolor="#FFFFFF" filled="t" stroked="t" coordsize="21600,21600" o:gfxdata="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">
+                      <v:fill on="t" focussize="0,0"/>
+                      <v:stroke weight="0.992125984251969pt" color="#000000" joinstyle="round" dashstyle="dash"/>
                       <v:imagedata o:title=""/>
                       <o:lock v:ext="edit" aspectratio="f"/>
                     </v:rect>
@@ -1039,82 +1096,6 @@
                 <w:sz w:val="21"/>
                 <w:szCs w:val="21"/>
               </w:rPr>
-              <mc:AlternateContent>
-                <mc:Choice Requires="wps">
-                  <w:drawing>
-                    <wp:anchor distT="6350" distB="6350" distL="6350" distR="6350" simplePos="0" relativeHeight="251659264" behindDoc="0" locked="0" layoutInCell="1" allowOverlap="1">
-                      <wp:simplePos x="0" y="0"/>
-                      <wp:positionH relativeFrom="column">
-                        <wp:posOffset>3462020</wp:posOffset>
-                      </wp:positionH>
-                      <wp:positionV relativeFrom="paragraph">
-                        <wp:posOffset>41910</wp:posOffset>
-                      </wp:positionV>
-                      <wp:extent cx="134620" cy="104775"/>
-                      <wp:effectExtent l="6350" t="6985" r="6350" b="5715"/>
-                      <wp:wrapNone/>
-                      <wp:docPr id="7" name="Forma7"/>
-                      <wp:cNvGraphicFramePr/>
-                      <a:graphic xmlns:a="http://schemas.openxmlformats.org/drawingml/2006/main">
-                        <a:graphicData uri="http://schemas.microsoft.com/office/word/2010/wordprocessingShape">
-                          <wps:wsp>
-                            <wps:cNvSpPr/>
-                            <wps:spPr>
-                              <a:xfrm>
-                                <a:off x="0" y="0"/>
-                                <a:ext cx="134640" cy="104760"/>
-                              </a:xfrm>
-                              <a:prstGeom prst="rect">
-                                <a:avLst/>
-                              </a:prstGeom>
-                              <a:solidFill>
-                                <a:srgbClr val="FFFFFF"/>
-                              </a:solidFill>
-                              <a:ln w="12600">
-                                <a:solidFill>
-                                  <a:srgbClr val="000000"/>
-                                </a:solidFill>
-                                <a:prstDash val="dash"/>
-                                <a:round/>
-                              </a:ln>
-                            </wps:spPr>
-                            <wps:style>
-                              <a:lnRef idx="0">
-                                <a:scrgbClr r="0" g="0" b="0"/>
-                              </a:lnRef>
-                              <a:fillRef idx="0">
-                                <a:scrgbClr r="0" g="0" b="0"/>
-                              </a:fillRef>
-                              <a:effectRef idx="0">
-                                <a:scrgbClr r="0" g="0" b="0"/>
-                              </a:effectRef>
-                              <a:fontRef idx="minor"/>
-                            </wps:style>
-                            <wps:bodyPr/>
-                          </wps:wsp>
-                        </a:graphicData>
-                      </a:graphic>
-                    </wp:anchor>
-                  </w:drawing>
-                </mc:Choice>
-                <mc:Fallback>
-                  <w:pict>
-                    <v:rect id="Forma7" o:spid="_x0000_s1026" o:spt="1" style="position:absolute;left:0pt;margin-left:272.6pt;margin-top:3.3pt;height:8.25pt;width:10.6pt;z-index:251659264;mso-width-relative:page;mso-height-relative:page;" fillcolor="#FFFFFF" filled="t" stroked="t" coordsize="21600,21600" o:gfxdata="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">
-                      <v:fill on="t" focussize="0,0"/>
-                      <v:stroke weight="0.992125984251969pt" color="#000000" joinstyle="round" dashstyle="dash"/>
-                      <v:imagedata o:title=""/>
-                      <o:lock v:ext="edit" aspectratio="f"/>
-                    </v:rect>
-                  </w:pict>
-                </mc:Fallback>
-              </mc:AlternateContent>
-            </w:r>
-            <w:r>
-              <w:rPr>
-                <w:rFonts w:hint="default" w:ascii="Calibri" w:hAnsi="Calibri" w:cs="Calibri"/>
-                <w:sz w:val="21"/>
-                <w:szCs w:val="21"/>
-              </w:rPr>
               <w:t>Tipo de Use Case</w:t>
             </w:r>
             <w:r>
@@ -1624,6 +1605,7 @@
             <w:pPr>
               <w:widowControl w:val="0"/>
               <w:numPr>
+                <w:ilvl w:val="0"/>
                 <w:numId w:val="0"/>
               </w:numPr>
               <w:spacing w:after="0" w:line="240" w:lineRule="auto"/>
@@ -1638,6 +1620,7 @@
             <w:pPr>
               <w:widowControl w:val="0"/>
               <w:numPr>
+                <w:ilvl w:val="0"/>
                 <w:numId w:val="0"/>
               </w:numPr>
               <w:spacing w:after="0" w:line="240" w:lineRule="auto"/>
@@ -1691,6 +1674,7 @@
             <w:pPr>
               <w:widowControl w:val="0"/>
               <w:numPr>
+                <w:ilvl w:val="0"/>
                 <w:numId w:val="0"/>
               </w:numPr>
               <w:spacing w:after="0" w:line="240" w:lineRule="auto"/>
@@ -1846,6 +1830,7 @@
                 <w:rFonts w:hint="default" w:ascii="Calibri" w:hAnsi="Calibri" w:cs="Calibri"/>
                 <w:sz w:val="21"/>
                 <w:szCs w:val="21"/>
+                <w:lang w:val="es-MX"/>
               </w:rPr>
             </w:pPr>
             <w:r>
@@ -1858,21 +1843,16 @@
             </w:r>
             <w:r>
               <w:rPr>
-                <w:rFonts w:hint="default" w:ascii="Calibri" w:hAnsi="Calibri" w:cs="Calibri"/>
+                <w:rFonts w:hint="default" w:eastAsia="SimSun" w:cs="Calibri"/>
+                <w:kern w:val="0"/>
                 <w:sz w:val="21"/>
                 <w:szCs w:val="21"/>
                 <w:lang w:val="es-MX"/>
               </w:rPr>
-              <w:t>N</w:t>
-            </w:r>
-            <w:r>
-              <w:rPr>
-                <w:rFonts w:hint="default" w:ascii="Calibri" w:hAnsi="Calibri" w:cs="Calibri"/>
-                <w:sz w:val="21"/>
-                <w:szCs w:val="21"/>
-              </w:rPr>
-              <w:t>o aplica</w:t>
-            </w:r>
+              <w:t>No aplica</w:t>
+            </w:r>
+            <w:bookmarkStart w:id="0" w:name="_GoBack"/>
+            <w:bookmarkEnd w:id="0"/>
           </w:p>
         </w:tc>
       </w:tr>
@@ -1904,6 +1884,7 @@
                 <w:rFonts w:hint="default" w:ascii="Calibri" w:hAnsi="Calibri" w:cs="Calibri"/>
                 <w:sz w:val="21"/>
                 <w:szCs w:val="21"/>
+                <w:lang w:val="es-MX"/>
               </w:rPr>
             </w:pPr>
             <w:r>
@@ -1925,11 +1906,12 @@
             </w:r>
             <w:r>
               <w:rPr>
-                <w:rFonts w:hint="default" w:ascii="Calibri" w:hAnsi="Calibri" w:eastAsia="SimSun" w:cs="Calibri"/>
-                <w:sz w:val="21"/>
-                <w:szCs w:val="21"/>
-              </w:rPr>
-              <w:t>Validar datos de usuario</w:t>
+                <w:rFonts w:hint="default" w:eastAsia="SimSun" w:cs="Calibri"/>
+                <w:sz w:val="21"/>
+                <w:szCs w:val="21"/>
+                <w:lang w:val="es-MX"/>
+              </w:rPr>
+              <w:t>No aplica</w:t>
             </w:r>
           </w:p>
         </w:tc>
@@ -1989,8 +1971,6 @@
               </w:rPr>
               <w:t>o aplica</w:t>
             </w:r>
-            <w:bookmarkStart w:id="0" w:name="_GoBack"/>
-            <w:bookmarkEnd w:id="0"/>
           </w:p>
         </w:tc>
       </w:tr>
@@ -2034,20 +2014,22 @@
             </w:r>
             <w:r>
               <w:rPr>
-                <w:rFonts w:hint="default" w:ascii="Calibri" w:hAnsi="Calibri" w:cs="Calibri"/>
+                <w:rFonts w:hint="default" w:eastAsia="SimSun" w:cs="Calibri"/>
+                <w:kern w:val="0"/>
                 <w:sz w:val="21"/>
                 <w:szCs w:val="21"/>
                 <w:lang w:val="es-MX"/>
               </w:rPr>
-              <w:t>N</w:t>
-            </w:r>
-            <w:r>
-              <w:rPr>
-                <w:rFonts w:hint="default" w:ascii="Calibri" w:hAnsi="Calibri" w:cs="Calibri"/>
-                <w:sz w:val="21"/>
-                <w:szCs w:val="21"/>
-              </w:rPr>
-              <w:t>o aplica</w:t>
+              <w:t xml:space="preserve">Consultar </w:t>
+            </w:r>
+            <w:r>
+              <w:rPr>
+                <w:rFonts w:hint="default" w:ascii="Calibri" w:hAnsi="Calibri" w:eastAsia="SimSun" w:cs="Calibri"/>
+                <w:kern w:val="0"/>
+                <w:sz w:val="21"/>
+                <w:szCs w:val="21"/>
+              </w:rPr>
+              <w:t>usuario</w:t>
             </w:r>
           </w:p>
         </w:tc>
@@ -2080,23 +2062,25 @@
                 <w:rFonts w:hint="default" w:ascii="Calibri" w:hAnsi="Calibri" w:cs="Calibri"/>
                 <w:sz w:val="21"/>
                 <w:szCs w:val="21"/>
-              </w:rPr>
-            </w:pPr>
-            <w:r>
-              <w:rPr>
-                <w:rFonts w:hint="default" w:ascii="Calibri" w:hAnsi="Calibri" w:cs="Calibri"/>
-                <w:sz w:val="21"/>
-                <w:szCs w:val="21"/>
-              </w:rPr>
-              <w:t xml:space="preserve">Use case de generalización: </w:t>
-            </w:r>
-            <w:r>
-              <w:rPr>
-                <w:rFonts w:hint="default" w:ascii="Calibri" w:hAnsi="Calibri" w:eastAsia="SimSun" w:cs="Calibri"/>
-                <w:sz w:val="21"/>
-                <w:szCs w:val="21"/>
-              </w:rPr>
-              <w:t>Gestionar Usuarios</w:t>
+                <w:lang w:val="es-MX"/>
+              </w:rPr>
+            </w:pPr>
+            <w:r>
+              <w:rPr>
+                <w:rFonts w:hint="default" w:ascii="Calibri" w:hAnsi="Calibri" w:cs="Calibri"/>
+                <w:sz w:val="21"/>
+                <w:szCs w:val="21"/>
+              </w:rPr>
+              <w:t>Use case de generalización:</w:t>
+            </w:r>
+            <w:r>
+              <w:rPr>
+                <w:rFonts w:hint="default" w:cs="Calibri"/>
+                <w:sz w:val="21"/>
+                <w:szCs w:val="21"/>
+                <w:lang w:val="es-MX"/>
+              </w:rPr>
+              <w:t xml:space="preserve"> No aplica</w:t>
             </w:r>
           </w:p>
         </w:tc>
@@ -2281,7 +2265,7 @@
     <w:lsdException w:uiPriority="99" w:name="Closing"/>
     <w:lsdException w:uiPriority="99" w:name="Signature"/>
     <w:lsdException w:qFormat="1" w:uiPriority="1" w:name="Default Paragraph Font"/>
-    <w:lsdException w:unhideWhenUsed="0" w:uiPriority="0" w:semiHidden="0" w:name="Body Text"/>
+    <w:lsdException w:qFormat="1" w:unhideWhenUsed="0" w:uiPriority="0" w:semiHidden="0" w:name="Body Text"/>
     <w:lsdException w:uiPriority="99" w:name="Body Text Indent"/>
     <w:lsdException w:uiPriority="99" w:name="List Continue"/>
     <w:lsdException w:uiPriority="99" w:name="List Continue 2"/>
@@ -2447,6 +2431,7 @@
   <w:style w:type="paragraph" w:styleId="7">
     <w:name w:val="Body Text"/>
     <w:basedOn w:val="1"/>
+    <w:qFormat/>
     <w:uiPriority w:val="0"/>
     <w:pPr>
       <w:spacing w:after="140" w:line="276" w:lineRule="auto"/>
